--- a/document_templates/russian_library/Исковые_заявления/Защита_прав_потребителей/шаблон_Исковое_заявление_по_изготовлению_и_доставке_мебели_С_представителем_.docx
+++ b/document_templates/russian_library/Исковые_заявления/Защита_прав_потребителей/шаблон_Исковое_заявление_по_изготовлению_и_доставке_мебели_С_представителем_.docx
@@ -56,7 +56,7 @@
           <w:sz w:val="24"/>
           <w:szCs w:val="24"/>
         </w:rPr>
-        <w:t xml:space="preserve">{{ w_t_w_r_w_r_w_rpr_w_rfonts_w_ascii_times_new_roman_w_hansi_times_new_roman_w_cs_times_new_roman_w_sz_w_val_24_w_szcs_w_val_24_w_lang_w_val_en_us_w_rpr_w_t_court_w_t_w_r_w_r_w_rsidrpr_0082556f_w_rpr_w_rfonts_w_ascii_times_new_roman_w_hansi_times_new_roman_w_cs_times_new_roman_w_sz_w_val_24_w_szcs_w_val_24_w_rpr_w_t_xml_space_preserve_w_t_w_r_w_r_w_rpr_w_rfonts_w_ascii_times_new_roman_w_hansi_times_new_roman_w_cs_times_new_roman_w_sz_w_val_24_w_szcs_w_val_24_w_lang_w_val_en_us_w_rpr_w_t_address_w_t_w_r_w_r_w_rsidrpr_0082556f_w_rpr_w_rfonts_w_ascii_times_new_roman_w_hansi_times_new_roman_w_cs_times_new_roman_w_sz_w_val_24_w_szcs_w_val_24_w_rpr_w_t_xml_space_preserve }}</w:t>
+        <w:t xml:space="preserve">{{ court_address }}</w:t>
       </w:r>
     </w:p>
     <w:p>
@@ -128,7 +128,7 @@
           <w:sz w:val="24"/>
           <w:szCs w:val="24"/>
         </w:rPr>
-        <w:t xml:space="preserve">{{ w_t_w_r_w_r_w_rpr_w_rfonts_w_ascii_times_new_roman_w_hansi_times_new_roman_w_cs_times_new_roman_w_sz_w_val_24_w_szcs_w_val_24_w_lang_w_val_en_us_w_rpr_w_t_plaintiff_w_t_w_r_w_r_w_rsidrpr_0082556f_w_rpr_w_rfonts_w_ascii_times_new_roman_w_hansi_times_new_roman_w_cs_times_new_roman_w_sz_w_val_24_w_szcs_w_val_24_w_rpr_w_t_xml_space_preserve_w_t_w_r_w_r_w_rpr_w_rfonts_w_ascii_times_new_roman_w_hansi_times_new_roman_w_cs_times_new_roman_w_sz_w_val_24_w_szcs_w_val_24_w_lang_w_val_en_us_w_rpr_w_t_passport_w_t_w_r_w_r_w_rsidrpr_0082556f_w_rpr_w_rfonts_w_ascii_times_new_roman_w_hansi_times_new_roman_w_cs_times_new_roman_w_sz_w_val_24_w_szcs_w_val_24_w_rpr_w_t_xml_space_preserve }}</w:t>
+        <w:t xml:space="preserve">{{ plaintiff_passport }}</w:t>
       </w:r>
     </w:p>
     <w:p>
@@ -155,7 +155,7 @@
           <w:sz w:val="24"/>
           <w:szCs w:val="24"/>
         </w:rPr>
-        <w:t xml:space="preserve">{{ w_t_w_r_w_r_w_rsidr_0082556f_w_rpr_w_rfonts_w_ascii_times_new_roman_w_hansi_times_new_roman_w_cs_times_new_roman_w_sz_w_val_24_w_szcs_w_val_24_w_lang_w_val_en_us_w_rpr_w_t_plaintiff_w_t_w_r_w_r_w_rsidr_0082556f_w_rsidrpr_0082556f_w_rpr_w_rfonts_w_ascii_times_new_roman_w_hansi_times_new_roman_w_cs_times_new_roman_w_sz_w_val_24_w_szcs_w_val_24_w_rpr_w_t_xml_space_preserve_w_t_w_r_w_r_w_rsidr_0082556f_w_rpr_w_rfonts_w_ascii_times_new_roman_w_hansi_times_new_roman_w_cs_times_new_roman_w_sz_w_val_24_w_szcs_w_val_24_w_lang_w_val_en_us_w_rpr_w_t_representative_w_t_w_r_w_r_w_rsidr_0082556f_w_rsidrpr_0082556f_w_rpr_w_rfonts_w_ascii_times_new_roman_w_hansi_times_new_roman_w_cs_times_new_roman_w_sz_w_val_24_w_szcs_w_val_24_w_rpr_w_t_xml_space_preserve }}</w:t>
+        <w:t xml:space="preserve">{{ plaintiff_representative }}</w:t>
       </w:r>
     </w:p>
     <w:p>
@@ -182,7 +182,7 @@
           <w:sz w:val="24"/>
           <w:szCs w:val="24"/>
         </w:rPr>
-        <w:t xml:space="preserve">{{ w_t_w_r_w_r_w_rsidr_0082556f_w_rpr_w_rfonts_w_ascii_times_new_roman_w_hansi_times_new_roman_w_cs_times_new_roman_w_sz_w_val_24_w_szcs_w_val_24_w_lang_w_val_en_us_w_rpr_w_t_defendant_w_t_w_r_w_r_w_rsidr_0082556f_w_rsidrpr_0082556f_w_rpr_w_rfonts_w_ascii_times_new_roman_w_hansi_times_new_roman_w_cs_times_new_roman_w_sz_w_val_24_w_szcs_w_val_24_w_rpr_w_t_xml_space_preserve }}</w:t>
+        <w:t xml:space="preserve">{{ defendant }}</w:t>
       </w:r>
     </w:p>
     <w:p>
@@ -237,7 +237,7 @@
           <w:szCs w:val="24"/>
           <w:lang w:val="en-US"/>
         </w:rPr>
-        <w:t xml:space="preserve">{{ w_t_w_r_w_r_w_rsidr_0082556f_w_rpr_w_rfonts_w_ascii_times_new_roman_w_hansi_times_new_roman_w_cs_times_new_roman_w_sz_w_val_24_w_szcs_w_val_24_w_lang_w_val_en_us_w_rpr_w_t_defendant_registration_address }}</w:t>
+        <w:t xml:space="preserve">{{ defendant_registration_address }}</w:t>
       </w:r>
     </w:p>
     <w:p>
@@ -281,7 +281,7 @@
           <w:sz w:val="24"/>
           <w:szCs w:val="24"/>
         </w:rPr>
-        <w:t xml:space="preserve">{{ w_t_w_r_w_r_w_rsidr_0082556f_w_rpr_w_rfonts_w_ascii_times_new_roman_w_hansi_times_new_roman_w_cs_times_new_roman_w_sz_w_val_24_w_szcs_w_val_24_w_lang_w_val_en_us_w_rpr_w_t_defendant_w_t_w_r_w_r_w_rsidr_0082556f_w_rsidrpr_0082556f_w_rpr_w_rfonts_w_ascii_times_new_roman_w_hansi_times_new_roman_w_cs_times_new_roman_w_sz_w_val_24_w_szcs_w_val_24_w_rpr_w_t_xml_space_preserve }}</w:t>
+        <w:t xml:space="preserve">{{ defendant }}</w:t>
       </w:r>
       <w:r>
         <w:rPr>
@@ -297,7 +297,7 @@
           <w:sz w:val="24"/>
           <w:szCs w:val="24"/>
         </w:rPr>
-        <w:t xml:space="preserve">{{ w_t_w_r_w_r_w_rsidr_0082556f_w_rpr_w_rfonts_w_ascii_times_new_roman_w_hansi_times_new_roman_w_cs_times_new_roman_w_sz_w_val_24_w_szcs_w_val_24_w_lang_w_val_en_us_w_rpr_w_t_plaintiff_w_t_w_r_w_r_w_rsidr_0082556f_w_rsidrpr_0082556f_w_rpr_w_rfonts_w_ascii_times_new_roman_w_hansi_times_new_roman_w_cs_times_new_roman_w_sz_w_val_24_w_szcs_w_val_24_w_rpr_w_t_xml_space_preserve }}</w:t>
+        <w:t xml:space="preserve">{{ plaintiff }}</w:t>
       </w:r>
       <w:r>
         <w:rPr>
@@ -313,7 +313,7 @@
           <w:sz w:val="24"/>
           <w:szCs w:val="24"/>
         </w:rPr>
-        <w:t xml:space="preserve">{{ w_t_w_r_w_r_w_rsidr_0082556f_w_rpr_w_rfonts_w_ascii_times_new_roman_w_hansi_times_new_roman_w_cs_times_new_roman_w_sz_w_val_24_w_szcs_w_val_24_w_lang_w_val_en_us_w_rpr_w_t_contract_w_t_w_r_w_r_w_rsidr_0082556f_w_rsidrpr_0082556f_w_rpr_w_rfonts_w_ascii_times_new_roman_w_hansi_times_new_roman_w_cs_times_new_roman_w_sz_w_val_24_w_szcs_w_val_24_w_rpr_w_t_xml_space_preserve_w_t_w_r_w_r_w_rsidr_0082556f_w_rpr_w_rfonts_w_ascii_times_new_roman_w_hansi_times_new_roman_w_cs_times_new_roman_w_sz_w_val_24_w_szcs_w_val_24_w_lang_w_val_en_us_w_rpr_w_t_type_w_t_w_r_w_r_w_rsidr_0082556f_w_rsidrpr_0082556f_w_rpr_w_rfonts_w_ascii_times_new_roman_w_hansi_times_new_roman_w_cs_times_new_roman_w_sz_w_val_24_w_szcs_w_val_24_w_rpr_w_t_xml_space_preserve }}</w:t>
+        <w:t xml:space="preserve">{{ contract_type }}</w:t>
       </w:r>
       <w:r>
         <w:rPr>
@@ -329,7 +329,7 @@
           <w:sz w:val="24"/>
           <w:szCs w:val="24"/>
         </w:rPr>
-        <w:t xml:space="preserve">{{ w_t_w_r_w_r_w_rsidr_0082556f_w_rpr_w_rfonts_w_ascii_times_new_roman_w_hansi_times_new_roman_w_cs_times_new_roman_w_sz_w_val_24_w_szcs_w_val_24_w_lang_w_val_en_us_w_rpr_w_t_contract_w_t_w_r_w_r_w_rsidr_0082556f_w_rsidrpr_0082556f_w_rpr_w_rfonts_w_ascii_times_new_roman_w_hansi_times_new_roman_w_cs_times_new_roman_w_sz_w_val_24_w_szcs_w_val_24_w_rpr_w_t_xml_space_preserve_w_t_w_r_w_r_w_rsidr_0082556f_w_rpr_w_rfonts_w_ascii_times_new_roman_w_hansi_times_new_roman_w_cs_times_new_roman_w_sz_w_val_24_w_szcs_w_val_24_w_lang_w_val_en_us_w_rpr_w_t_number_w_t_w_r_w_r_w_rsidr_0082556f_w_rsidrpr_0082556f_w_rpr_w_rfonts_w_ascii_times_new_roman_w_hansi_times_new_roman_w_cs_times_new_roman_w_sz_w_val_24_w_szcs_w_val_24_w_rpr_w_t_xml_space_preserve }}</w:t>
+        <w:t xml:space="preserve">{{ contract_number }}</w:t>
       </w:r>
       <w:r>
         <w:rPr>
@@ -345,7 +345,7 @@
           <w:sz w:val="24"/>
           <w:szCs w:val="24"/>
         </w:rPr>
-        <w:t xml:space="preserve">{{ w_t_w_r_w_r_w_rsidr_0082556f_w_rpr_w_rfonts_w_ascii_times_new_roman_w_hansi_times_new_roman_w_cs_times_new_roman_w_sz_w_val_24_w_szcs_w_val_24_w_lang_w_val_en_us_w_rpr_w_t_contact_w_t_w_r_w_r_w_rsidr_0082556f_w_rsidrpr_0082556f_w_rpr_w_rfonts_w_ascii_times_new_roman_w_hansi_times_new_roman_w_cs_times_new_roman_w_sz_w_val_24_w_szcs_w_val_24_w_rpr_w_t_xml_space_preserve_w_t_w_r_w_r_w_rsidr_0082556f_w_rpr_w_rfonts_w_ascii_times_new_roman_w_hansi_times_new_roman_w_cs_times_new_roman_w_sz_w_val_24_w_szcs_w_val_24_w_lang_w_val_en_us_w_rpr_w_t_date_w_t_w_r_w_r_w_rsidr_0082556f_w_rsidrpr_0082556f_w_rpr_w_rfonts_w_ascii_times_new_roman_w_hansi_times_new_roman_w_cs_times_new_roman_w_sz_w_val_24_w_szcs_w_val_24_w_rpr_w_t_xml_space_preserve }}</w:t>
+        <w:t xml:space="preserve">{{ contact_date }}</w:t>
       </w:r>
       <w:r>
         <w:rPr>
@@ -361,7 +361,7 @@
           <w:sz w:val="24"/>
           <w:szCs w:val="24"/>
         </w:rPr>
-        <w:t xml:space="preserve">{{ w_t_w_r_w_r_w_rsidr_0082556f_w_rpr_w_rfonts_w_ascii_times_new_roman_w_hansi_times_new_roman_w_cs_times_new_roman_w_sz_w_val_24_w_szcs_w_val_24_w_lang_w_val_en_us_w_rpr_w_t_plaintiff_w_t_w_r_w_r_w_rsidr_0082556f_w_rsidrpr_0082556f_w_rpr_w_rfonts_w_ascii_times_new_roman_w_hansi_times_new_roman_w_cs_times_new_roman_w_sz_w_val_24_w_szcs_w_val_24_w_rpr_w_t_xml_space_preserve_w_t_w_r_w_r_w_rsidr_0082556f_w_rpr_w_rfonts_w_ascii_times_new_roman_w_hansi_times_new_roman_w_cs_times_new_roman_w_sz_w_val_24_w_szcs_w_val_24_w_lang_w_val_en_us_w_rpr_w_t_role_w_t_w_r_w_r_w_rsidr_0082556f_w_rsidrpr_0082556f_w_rpr_w_rfonts_w_ascii_times_new_roman_w_hansi_times_new_roman_w_cs_times_new_roman_w_sz_w_val_24_w_szcs_w_val_24_w_rpr_w_t_xml_space_preserve }}</w:t>
+        <w:t xml:space="preserve">{{ plaintiff_role }}</w:t>
       </w:r>
       <w:r>
         <w:rPr>
@@ -377,7 +377,7 @@
           <w:sz w:val="24"/>
           <w:szCs w:val="24"/>
         </w:rPr>
-        <w:t xml:space="preserve">{{ w_t_w_r_w_r_w_rsidr_0082556f_w_rpr_w_rfonts_w_ascii_times_new_roman_w_hansi_times_new_roman_w_cs_times_new_roman_w_sz_w_val_24_w_szcs_w_val_24_w_lang_w_val_en_us_w_rpr_w_t_defendant_w_t_w_r_w_r_w_rsidr_0082556f_w_rsidrpr_0082556f_w_rpr_w_rfonts_w_ascii_times_new_roman_w_hansi_times_new_roman_w_cs_times_new_roman_w_sz_w_val_24_w_szcs_w_val_24_w_rpr_w_t_xml_space_preserve_w_t_w_r_w_r_w_rsidr_0082556f_w_rpr_w_rfonts_w_ascii_times_new_roman_w_hansi_times_new_roman_w_cs_times_new_roman_w_sz_w_val_24_w_szcs_w_val_24_w_lang_w_val_en_us_w_rpr_w_t_role_w_t_w_r_w_r_w_rsidr_0082556f_w_rsidrpr_0082556f_w_rpr_w_rfonts_w_ascii_times_new_roman_w_hansi_times_new_roman_w_cs_times_new_roman_w_sz_w_val_24_w_szcs_w_val_24_w_rpr_w_t_xml_space_preserve }}</w:t>
+        <w:t xml:space="preserve">{{ defendant_role }}</w:t>
       </w:r>
       <w:r>
         <w:rPr>
@@ -393,7 +393,7 @@
           <w:sz w:val="24"/>
           <w:szCs w:val="24"/>
         </w:rPr>
-        <w:t xml:space="preserve">{{ w_t_w_r_w_r_w_rsidr_0082556f_w_rpr_w_rfonts_w_ascii_times_new_roman_w_hansi_times_new_roman_w_cs_times_new_roman_w_sz_w_val_24_w_szcs_w_val_24_w_lang_w_val_en_us_w_rpr_w_t_plaintiff_w_t_w_r_w_r_w_rsidr_0082556f_w_rsidrpr_0082556f_w_rpr_w_rfonts_w_ascii_times_new_roman_w_hansi_times_new_roman_w_cs_times_new_roman_w_sz_w_val_24_w_szcs_w_val_24_w_rpr_w_t_xml_space_preserve_w_t_w_r_w_r_w_rsidr_0082556f_w_rpr_w_rfonts_w_ascii_times_new_roman_w_hansi_times_new_roman_w_cs_times_new_roman_w_sz_w_val_24_w_szcs_w_val_24_w_lang_w_val_en_us_w_rpr_w_t_responsibilities_w_t_w_r_w_r_w_rsidr_0082556f_w_rsidrpr_0082556f_w_rpr_w_rfonts_w_ascii_times_new_roman_w_hansi_times_new_roman_w_cs_times_new_roman_w_sz_w_val_24_w_szcs_w_val_24_w_rpr_w_t_xml_space_preserve }}</w:t>
+        <w:t xml:space="preserve">{{ plaintiff_responsibilities }}</w:t>
       </w:r>
       <w:r>
         <w:rPr>
@@ -409,7 +409,7 @@
           <w:sz w:val="24"/>
           <w:szCs w:val="24"/>
         </w:rPr>
-        <w:t xml:space="preserve">{{ w_t_w_r_w_r_w_rsidr_0082556f_w_rpr_w_rfonts_w_ascii_times_new_roman_w_hansi_times_new_roman_w_cs_times_new_roman_w_sz_w_val_24_w_szcs_w_val_24_w_lang_w_val_en_us_w_rpr_w_t_defendant_w_t_w_r_w_r_w_rsidr_0082556f_w_rsidrpr_0082556f_w_rpr_w_rfonts_w_ascii_times_new_roman_w_hansi_times_new_roman_w_cs_times_new_roman_w_sz_w_val_24_w_szcs_w_val_24_w_rpr_w_t_xml_space_preserve_w_t_w_r_w_r_w_rsidr_0082556f_w_rpr_w_rfonts_w_ascii_times_new_roman_w_hansi_times_new_roman_w_cs_times_new_roman_w_sz_w_val_24_w_szcs_w_val_24_w_lang_w_val_en_us_w_rpr_w_t_responsibilities_w_t_w_r_w_r_w_rsidr_0082556f_w_rsidrpr_0082556f_w_rpr_w_rfonts_w_ascii_times_new_roman_w_hansi_times_new_roman_w_cs_times_new_roman_w_sz_w_val_24_w_szcs_w_val_24_w_rpr_w_t_xml_space_preserve }}</w:t>
+        <w:t xml:space="preserve">{{ defendant_responsibilities }}</w:t>
       </w:r>
       <w:r>
         <w:rPr>
@@ -425,7 +425,7 @@
           <w:sz w:val="24"/>
           <w:szCs w:val="24"/>
         </w:rPr>
-        <w:t xml:space="preserve">{{ w_t_w_r_w_r_w_rsidr_0082556f_w_rpr_w_rfonts_w_ascii_times_new_roman_w_hansi_times_new_roman_w_cs_times_new_roman_w_sz_w_val_24_w_szcs_w_val_24_w_lang_w_val_en_us_w_rpr_w_t_total_w_t_w_r_w_r_w_rsidr_0082556f_w_rsidrpr_0082556f_w_rpr_w_rfonts_w_ascii_times_new_roman_w_hansi_times_new_roman_w_cs_times_new_roman_w_sz_w_val_24_w_szcs_w_val_24_w_rpr_w_t_xml_space_preserve_w_t_w_r_w_r_w_rsidr_0082556f_w_rpr_w_rfonts_w_ascii_times_new_roman_w_hansi_times_new_roman_w_cs_times_new_roman_w_sz_w_val_24_w_szcs_w_val_24_w_lang_w_val_en_us_w_rpr_w_t_price_w_t_w_r_w_r_w_rsidr_0082556f_w_rsidrpr_0082556f_w_rpr_w_rfonts_w_ascii_times_new_roman_w_hansi_times_new_roman_w_cs_times_new_roman_w_sz_w_val_24_w_szcs_w_val_24_w_rpr_w_t_xml_space_preserve }}</w:t>
+        <w:t xml:space="preserve">{{ total_price }}</w:t>
       </w:r>
       <w:r>
         <w:rPr>
@@ -459,7 +459,7 @@
           <w:sz w:val="24"/>
           <w:szCs w:val="24"/>
         </w:rPr>
-        <w:t xml:space="preserve">{{ w_t_w_r_w_r_w_rsidr_0082556f_w_rpr_w_rfonts_w_ascii_times_new_roman_w_hansi_times_new_roman_w_cs_times_new_roman_w_sz_w_val_24_w_szcs_w_val_24_w_lang_w_val_en_us_w_rpr_w_t_delay_w_t_w_r_w_r_w_rsidr_0082556f_w_rsidrpr_0082556f_w_rpr_w_rfonts_w_ascii_times_new_roman_w_hansi_times_new_roman_w_cs_times_new_roman_w_sz_w_val_24_w_szcs_w_val_24_w_rpr_w_t_xml_space_preserve_w_t_w_r_w_r_w_rsidr_0082556f_w_rpr_w_rfonts_w_ascii_times_new_roman_w_hansi_times_new_roman_w_cs_times_new_roman_w_sz_w_val_24_w_szcs_w_val_24_w_lang_w_val_en_us_w_rpr_w_t_days_w_t_w_r_w_r_w_rsidr_0082556f_w_rsidrpr_0082556f_w_rpr_w_rfonts_w_ascii_times_new_roman_w_hansi_times_new_roman_w_cs_times_new_roman_w_sz_w_val_24_w_szcs_w_val_24_w_rpr_w_t_xml_space_preserve }}</w:t>
+        <w:t xml:space="preserve">{{ delay_days }}</w:t>
       </w:r>
       <w:r>
         <w:rPr>
@@ -475,7 +475,7 @@
           <w:sz w:val="24"/>
           <w:szCs w:val="24"/>
         </w:rPr>
-        <w:t xml:space="preserve">{{ w_t_w_r_w_r_w_rpr_w_rfonts_w_ascii_times_new_roman_w_hansi_times_new_roman_w_cs_times_new_roman_w_sz_w_val_24_w_szcs_w_val_24_w_rpr_w_t_xml_space_preserve_w_t_w_r_w_r_w_rsidr_0082556f_w_rpr_w_rfonts_w_ascii_times_new_roman_w_hansi_times_new_roman_w_cs_times_new_roman_w_sz_w_val_24_w_szcs_w_val_24_w_lang_w_val_en_us_w_rpr_w_t_penalty_w_t_w_r_w_r_w_rsidr_0082556f_w_rsidrpr_0082556f_w_rpr_w_rfonts_w_ascii_times_new_roman_w_hansi_times_new_roman_w_cs_times_new_roman_w_sz_w_val_24_w_szcs_w_val_24_w_rpr_w_t_xml_space_preserve_w_t_w_r_w_r_w_rsidr_0082556f_w_rpr_w_rfonts_w_ascii_times_new_roman_w_hansi_times_new_roman_w_cs_times_new_roman_w_sz_w_val_24_w_szcs_w_val_24_w_lang_w_val_en_us_w_rpr_w_t_amount_w_t_w_r_w_r_w_rsidr_0082556f_w_rsidrpr_0082556f_w_rpr_w_rfonts_w_ascii_times_new_roman_w_hansi_times_new_roman_w_cs_times_new_roman_w_sz_w_val_24_w_szcs_w_val_24_w_rpr_w_t_xml_space_preserve }} </w:t>
+        <w:t xml:space="preserve">{{ penalty_amount }} </w:t>
       </w:r>
       <w:r>
         <w:rPr>
@@ -538,7 +538,7 @@
           <w:sz w:val="24"/>
           <w:szCs w:val="24"/>
         </w:rPr>
-        <w:t>{{ w_t_w_r_w_r_w_rpr_w_rfonts_w_ascii_times_new_roman_w_hansi_times_new_roman_w_cs_times_new_roman_w_sz_w_val_24_w_szcs_w_val_24_w_lang_w_val_en_us_w_rpr_w_t_xml_space_preserve_claim_list }}</w:t>
+        <w:t>{{ claim_list }}</w:t>
       </w:r>
     </w:p>
     <w:p>
